--- a/laravel-app/database/data/internship/handbooks/data_science/Beyond_DataScience_Internship_Day_116_Student_Handbook.docx
+++ b/laravel-app/database/data/internship/handbooks/data_science/Beyond_DataScience_Internship_Day_116_Student_Handbook.docx
@@ -38,7 +38,7 @@
           <w:color w:val="1E293B"/>
           <w:sz w:val="28"/>
         </w:rPr>
-        <w:t>Time-Series Basics</w:t>
+        <w:t>Pca And Dimensionality Reduction — Operations and Measurement</w:t>
       </w:r>
     </w:p>
     <w:p>
@@ -50,7 +50,7 @@
           <w:b w:val="0"/>
           <w:sz w:val="22"/>
         </w:rPr>
-        <w:t>Guided practical. Full student study guide and practical laboratory manual for Beyond Enterprise interns.</w:t>
+        <w:t>Operations and measurement. Full student study guide and practical laboratory manual for Beyond Enterprise interns.</w:t>
       </w:r>
     </w:p>
     <w:tbl>
@@ -141,7 +141,7 @@
               <w:rPr>
                 <w:sz w:val="18"/>
               </w:rPr>
-              <w:t>Guided practical</w:t>
+              <w:t>Operations and measurement</w:t>
             </w:r>
           </w:p>
         </w:tc>
@@ -167,7 +167,7 @@
               <w:rPr>
                 <w:sz w:val="18"/>
               </w:rPr>
-              <w:t>8 hours</w:t>
+              <w:t>8.0 hours</w:t>
             </w:r>
           </w:p>
         </w:tc>
@@ -180,7 +180,7 @@
               <w:rPr>
                 <w:sz w:val="18"/>
               </w:rPr>
-              <w:t>Python, Jupyter, pandas, LibreOffice Calc and public/offline datasets</w:t>
+              <w:t>Python, Jupyter, scikit-learn, pandas, Matplotlib</w:t>
             </w:r>
           </w:p>
         </w:tc>
@@ -198,7 +198,7 @@
           <w:color w:val="0B3F90"/>
           <w:sz w:val="20"/>
         </w:rPr>
-        <w:t>Day 116 objective  Complete the guided practical for Time-Series Basics: Apply time-series basics safely and explain the result in a professional technical report.</w:t>
+        <w:t>Day 116 objective  Complete the operations and measurement for Pca And Dimensionality Reduction — Operations and Measurement: Complete a supervised applied lab for PCA and dimensionality reduction, record expected versus observed results, diagnose one controlled fault, and restore the approved state.</w:t>
       </w:r>
     </w:p>
     <w:p>
@@ -270,7 +270,7 @@
           <w:b w:val="0"/>
           <w:sz w:val="22"/>
         </w:rPr>
-        <w:t>Submit: Screenshots/photos of the major steps, configuration or worksheet, and a concise result description..</w:t>
+        <w:t>Submit: Baseline evidence, completed practical artifact, independent verification, safety/restoration record, and short professional report..</w:t>
       </w:r>
     </w:p>
     <w:p>
@@ -364,7 +364,7 @@
               <w:rPr>
                 <w:sz w:val="18"/>
               </w:rPr>
-              <w:t>0:00–0:20</w:t>
+              <w:t>0:00–0:30</w:t>
             </w:r>
           </w:p>
         </w:tc>
@@ -377,7 +377,7 @@
               <w:rPr>
                 <w:sz w:val="18"/>
               </w:rPr>
-              <w:t>Authorization + tool verify</w:t>
+              <w:t>Assessment brief + rubric review</w:t>
             </w:r>
           </w:p>
         </w:tc>
@@ -390,7 +390,7 @@
               <w:rPr>
                 <w:sz w:val="18"/>
               </w:rPr>
-              <w:t>Pre-flight</w:t>
+              <w:t>Plan</w:t>
             </w:r>
           </w:p>
         </w:tc>
@@ -405,7 +405,7 @@
               <w:rPr>
                 <w:sz w:val="18"/>
               </w:rPr>
-              <w:t>0:20–1:50</w:t>
+              <w:t>0:30–2:30</w:t>
             </w:r>
           </w:p>
         </w:tc>
@@ -418,7 +418,7 @@
               <w:rPr>
                 <w:sz w:val="18"/>
               </w:rPr>
-              <w:t>Guided practical steps 1–N</w:t>
+              <w:t>End-to-end demonstration</w:t>
             </w:r>
           </w:p>
         </w:tc>
@@ -431,7 +431,7 @@
               <w:rPr>
                 <w:sz w:val="18"/>
               </w:rPr>
-              <w:t>Working artifact</w:t>
+              <w:t>Demo evidence</w:t>
             </w:r>
           </w:p>
         </w:tc>
@@ -446,7 +446,7 @@
               <w:rPr>
                 <w:sz w:val="18"/>
               </w:rPr>
-              <w:t>1:50–2:05</w:t>
+              <w:t>2:30–2:45</w:t>
             </w:r>
           </w:p>
         </w:tc>
@@ -487,7 +487,7 @@
               <w:rPr>
                 <w:sz w:val="18"/>
               </w:rPr>
-              <w:t>2:05–3:50</w:t>
+              <w:t>2:45–4:15</w:t>
             </w:r>
           </w:p>
         </w:tc>
@@ -500,7 +500,7 @@
               <w:rPr>
                 <w:sz w:val="18"/>
               </w:rPr>
-              <w:t>Evaluation / measurement</w:t>
+              <w:t>Self-score against rubric</w:t>
             </w:r>
           </w:p>
         </w:tc>
@@ -513,7 +513,7 @@
               <w:rPr>
                 <w:sz w:val="18"/>
               </w:rPr>
-              <w:t>Metrics or checks</w:t>
+              <w:t>Self-score sheet</w:t>
             </w:r>
           </w:p>
         </w:tc>
@@ -528,7 +528,7 @@
               <w:rPr>
                 <w:sz w:val="18"/>
               </w:rPr>
-              <w:t>3:50–4:05</w:t>
+              <w:t>4:15–5:45</w:t>
             </w:r>
           </w:p>
         </w:tc>
@@ -541,7 +541,7 @@
               <w:rPr>
                 <w:sz w:val="18"/>
               </w:rPr>
-              <w:t>Break</w:t>
+              <w:t>Reflection: wins, failures, next steps</w:t>
             </w:r>
           </w:p>
         </w:tc>
@@ -554,7 +554,7 @@
               <w:rPr>
                 <w:sz w:val="18"/>
               </w:rPr>
-              <w:t>—</w:t>
+              <w:t>Reflection</w:t>
             </w:r>
           </w:p>
         </w:tc>
@@ -569,7 +569,7 @@
               <w:rPr>
                 <w:sz w:val="18"/>
               </w:rPr>
-              <w:t>4:05–5:50</w:t>
+              <w:t>5:45–8:00</w:t>
             </w:r>
           </w:p>
         </w:tc>
@@ -582,7 +582,7 @@
               <w:rPr>
                 <w:sz w:val="18"/>
               </w:rPr>
-              <w:t>Responsible checkpoint + fixes</w:t>
+              <w:t>Final evidence pack + report</w:t>
             </w:r>
           </w:p>
         </w:tc>
@@ -595,89 +595,7 @@
               <w:rPr>
                 <w:sz w:val="18"/>
               </w:rPr>
-              <w:t>Risk table</w:t>
-            </w:r>
-          </w:p>
-        </w:tc>
-      </w:tr>
-      <w:tr>
-        <w:tc>
-          <w:tcPr>
-            <w:tcW w:type="dxa" w:w="3408"/>
-          </w:tcPr>
-          <w:p>
-            <w:r>
-              <w:rPr>
-                <w:sz w:val="18"/>
-              </w:rPr>
-              <w:t>5:50–7:10</w:t>
-            </w:r>
-          </w:p>
-        </w:tc>
-        <w:tc>
-          <w:tcPr>
-            <w:tcW w:type="dxa" w:w="3408"/>
-          </w:tcPr>
-          <w:p>
-            <w:r>
-              <w:rPr>
-                <w:sz w:val="18"/>
-              </w:rPr>
-              <w:t>Evidence + report</w:t>
-            </w:r>
-          </w:p>
-        </w:tc>
-        <w:tc>
-          <w:tcPr>
-            <w:tcW w:type="dxa" w:w="3408"/>
-          </w:tcPr>
-          <w:p>
-            <w:r>
-              <w:rPr>
-                <w:sz w:val="18"/>
-              </w:rPr>
-              <w:t>Pack</w:t>
-            </w:r>
-          </w:p>
-        </w:tc>
-      </w:tr>
-      <w:tr>
-        <w:tc>
-          <w:tcPr>
-            <w:tcW w:type="dxa" w:w="3408"/>
-          </w:tcPr>
-          <w:p>
-            <w:r>
-              <w:rPr>
-                <w:sz w:val="18"/>
-              </w:rPr>
-              <w:t>7:10–8:00</w:t>
-            </w:r>
-          </w:p>
-        </w:tc>
-        <w:tc>
-          <w:tcPr>
-            <w:tcW w:type="dxa" w:w="3408"/>
-          </w:tcPr>
-          <w:p>
-            <w:r>
-              <w:rPr>
-                <w:sz w:val="18"/>
-              </w:rPr>
-              <w:t>Self-check + supervisor rehearsal</w:t>
-            </w:r>
-          </w:p>
-        </w:tc>
-        <w:tc>
-          <w:tcPr>
-            <w:tcW w:type="dxa" w:w="3408"/>
-          </w:tcPr>
-          <w:p>
-            <w:r>
-              <w:rPr>
-                <w:sz w:val="18"/>
-              </w:rPr>
-              <w:t>Ready pack</w:t>
+              <w:t>Submission</w:t>
             </w:r>
           </w:p>
         </w:tc>
@@ -701,7 +619,7 @@
           <w:b w:val="0"/>
           <w:sz w:val="20"/>
         </w:rPr>
-        <w:t>Curriculum objective (source of truth): Apply time-series basics safely and explain the result in a professional technical report.</w:t>
+        <w:t>Curriculum objective (source of truth): Complete a supervised applied lab for PCA and dimensionality reduction, record expected versus observed results, diagnose one controlled fault, and restore the approved state.</w:t>
       </w:r>
     </w:p>
     <w:p>
@@ -713,7 +631,7 @@
           <w:b w:val="0"/>
           <w:sz w:val="22"/>
         </w:rPr>
-        <w:t>Explain Time-Series Basics to a supervisor in under two minutes.</w:t>
+        <w:t>Explain Pca And Dimensionality Reduction — Operations and Measurement to a supervisor in under two minutes.</w:t>
       </w:r>
     </w:p>
     <w:p>
@@ -725,7 +643,7 @@
           <w:b w:val="0"/>
           <w:sz w:val="22"/>
         </w:rPr>
-        <w:t>Configure or verify the approved tools required for Time-Series Basics.</w:t>
+        <w:t>Configure or verify the approved tools required for Pca And Dimensionality Reduction — Operations and Measurement.</w:t>
       </w:r>
     </w:p>
     <w:p>
@@ -737,7 +655,7 @@
           <w:b w:val="0"/>
           <w:sz w:val="22"/>
         </w:rPr>
-        <w:t>Implement or perform the guided practical practical for this topic.</w:t>
+        <w:t>Implement or perform the operations and measurement practical for this topic.</w:t>
       </w:r>
     </w:p>
     <w:p>
@@ -793,7 +711,7 @@
           <w:b w:val="0"/>
           <w:sz w:val="22"/>
         </w:rPr>
-        <w:t>Define the professional meaning of “Time-Series Basics” before you use tools. Do not split the title into meaningless words. Connect each concept to today's practical action.</w:t>
+        <w:t>Define the professional meaning of “Pca And Dimensionality Reduction — Operations and Measurement” before you use tools. Do not split the title into meaningless words. Connect each concept to today's practical action.</w:t>
       </w:r>
     </w:p>
     <w:tbl>
@@ -914,7 +832,7 @@
               <w:rPr>
                 <w:sz w:val="18"/>
               </w:rPr>
-              <w:t>Professional practice for Time-Series Basics</w:t>
+              <w:t>Professional practice for Pca And Dimensionality Reduction — Operations and Measurement</w:t>
             </w:r>
           </w:p>
         </w:tc>
@@ -1348,7 +1266,7 @@
           <w:b w:val="0"/>
           <w:sz w:val="22"/>
         </w:rPr>
-        <w:t>Tools available: Python, Jupyter, pandas, LibreOffice Calc and public/offline datasets.</w:t>
+        <w:t>Tools available: Python, Jupyter, scikit-learn, pandas, Matplotlib.</w:t>
       </w:r>
     </w:p>
     <w:p>
@@ -1463,7 +1381,7 @@
               <w:rPr>
                 <w:sz w:val="18"/>
               </w:rPr>
-              <w:t>Python, Jupyter, pandas, LibreOffice Calc and public/offline datasets</w:t>
+              <w:t>Python, Jupyter, scikit-learn, pandas, Matplotlib</w:t>
             </w:r>
           </w:p>
         </w:tc>
@@ -1545,7 +1463,7 @@
           <w:b w:val="0"/>
           <w:sz w:val="18"/>
         </w:rPr>
-        <w:t>└── Day_116_Time_Series_Basics/</w:t>
+        <w:t>└── Day_116_Pca_And_Dimensionality_Reduction_Operations_and_/</w:t>
       </w:r>
     </w:p>
     <w:p>
@@ -1698,7 +1616,7 @@
           <w:b w:val="0"/>
           <w:sz w:val="18"/>
         </w:rPr>
-        <w:t>mkdir Beyond_DataScience_Internship\Day_116_Time_Series_Basics\evidence, Beyond_DataScience_Internship\Day_116_Time_Series_Basics\notebooks, Beyond_DataScience_Internship\Day_116_Time_Series_Basics\src, Beyond_DataScience_Internship\Day_116_Time_Series_Basics\data, Beyond_DataScience_Internship\Day_116_Time_Series_Basics\output, Beyond_DataScience_Internship\Day_116_Time_Series_Basics\report -Force</w:t>
+        <w:t>mkdir Beyond_DataScience_Internship\Day_116_Pca_And_Dimensionality_Reduction_Operations_and_\evidence, Beyond_DataScience_Internship\Day_116_Pca_And_Dimensionality_Reduction_Operations_and_\notebooks, Beyond_DataScience_Internship\Day_116_Pca_And_Dimensionality_Reduction_Operations_and_\src, Beyond_DataScience_Internship\Day_116_Pca_And_Dimensionality_Reduction_Operations_and_\data, Beyond_DataScience_Internship\Day_116_Pca_And_Dimensionality_Reduction_Operations_and_\output, Beyond_DataScience_Internship\Day_116_Pca_And_Dimensionality_Reduction_Operations_and_\report -Force</w:t>
       </w:r>
     </w:p>
     <w:p/>
@@ -1739,7 +1657,7 @@
           <w:b w:val="0"/>
           <w:sz w:val="18"/>
         </w:rPr>
-        <w:t>mkdir -p Beyond_DataScience_Internship/Day_116_Time_Series_Basics/{evidence,notebooks,src,data,output,report}</w:t>
+        <w:t>mkdir -p Beyond_DataScience_Internship/Day_116_Pca_And_Dimensionality_Reduction_Operations_and_/{evidence,notebooks,src,data,output,report}</w:t>
       </w:r>
     </w:p>
     <w:p/>
@@ -1855,7 +1773,7 @@
           <w:color w:val="0B3F90"/>
           <w:sz w:val="24"/>
         </w:rPr>
-        <w:t>Guided practical: Time-Series Basics</w:t>
+        <w:t>Operations and measurement: Pca And Dimensionality Reduction — Operations and Measurement</w:t>
       </w:r>
     </w:p>
     <w:p>
@@ -1879,7 +1797,7 @@
           <w:b w:val="0"/>
           <w:sz w:val="20"/>
         </w:rPr>
-        <w:t>• Follow the approved step-by-step lab for time-series basics. Record every important command, setting or connection.</w:t>
+        <w:t>• Review the Day 116 scope, prerequisite from Day 115, and supervisor instructions before touching software, accounts, cables, power, rigging, networks, or equipment.</w:t>
       </w:r>
     </w:p>
     <w:p>
@@ -1891,7 +1809,7 @@
           <w:b w:val="0"/>
           <w:sz w:val="20"/>
         </w:rPr>
-        <w:t>• Work only in an authorized lab, VM or on equipment assigned by Beyond.</w:t>
+        <w:t>• Confirm the authorized lab/equipment boundary, owner, asset IDs, workspace condition, backup/rollback state, emergency procedure, and any PPE or spotter requirement.</w:t>
       </w:r>
     </w:p>
     <w:p>
@@ -1903,7 +1821,79 @@
           <w:b w:val="0"/>
           <w:sz w:val="20"/>
         </w:rPr>
-        <w:t>• Keep time entries truthful and ask the supervisor before changing production equipment.</w:t>
+        <w:t>• Verify only the approved tools for today: Python, Jupyter, scikit-learn, pandas, Matplotlib. Record versions, firmware, serial/asset references, calibration status, or configuration as relevant. Avoid unnecessary installation or updates.</w:t>
+      </w:r>
+    </w:p>
+    <w:p>
+      <w:pPr>
+        <w:spacing w:after="120"/>
+      </w:pPr>
+      <w:r>
+        <w:rPr>
+          <w:b w:val="0"/>
+          <w:sz w:val="20"/>
+        </w:rPr>
+        <w:t>• Create Day_116_pca_and_dimensionality_reduction__operations_and_measurement with evidence, diagrams or src, checklists or tests, output, and report folders.</w:t>
+      </w:r>
+    </w:p>
+    <w:p>
+      <w:pPr>
+        <w:spacing w:after="120"/>
+      </w:pPr>
+      <w:r>
+        <w:rPr>
+          <w:b w:val="0"/>
+          <w:sz w:val="20"/>
+        </w:rPr>
+        <w:t>• Capture a privacy-reviewed baseline photograph/screenshot and record expected result, measurement units, acceptance limit, and stop condition.</w:t>
+      </w:r>
+    </w:p>
+    <w:p>
+      <w:pPr>
+        <w:spacing w:after="120"/>
+      </w:pPr>
+      <w:r>
+        <w:rPr>
+          <w:b w:val="0"/>
+          <w:sz w:val="20"/>
+        </w:rPr>
+        <w:t>• Complete the practical objective: Complete a supervised applied lab for PCA and dimensionality reduction, record expected versus observed results, diagnose one controlled fault, and restore the approved state.</w:t>
+      </w:r>
+    </w:p>
+    <w:p>
+      <w:pPr>
+        <w:spacing w:after="120"/>
+      </w:pPr>
+      <w:r>
+        <w:rPr>
+          <w:b w:val="0"/>
+          <w:sz w:val="20"/>
+        </w:rPr>
+        <w:t>• Introduce or analyze only an approved controlled fault/edge case. Troubleshoot systematically, preserve evidence, and return the lab/equipment to its approved state.</w:t>
+      </w:r>
+    </w:p>
+    <w:p>
+      <w:pPr>
+        <w:spacing w:after="120"/>
+      </w:pPr>
+      <w:r>
+        <w:rPr>
+          <w:b w:val="0"/>
+          <w:sz w:val="20"/>
+        </w:rPr>
+        <w:t>• Verify independently through a second instrument/path/test, clean rerun, configuration comparison, peer check, or supervisor sign-off. Distinguish evidence from proof.</w:t>
+      </w:r>
+    </w:p>
+    <w:p>
+      <w:pPr>
+        <w:spacing w:after="120"/>
+      </w:pPr>
+      <w:r>
+        <w:rPr>
+          <w:b w:val="0"/>
+          <w:sz w:val="20"/>
+        </w:rPr>
+        <w:t>• Complete the discipline safety/ethics checklist, inventory/custody or cleanup check, and a professional report with honest limitations and assistance disclosure.</w:t>
       </w:r>
     </w:p>
     <w:p>
@@ -1929,7 +1919,7 @@
           <w:b w:val="0"/>
           <w:sz w:val="18"/>
         </w:rPr>
-        <w:t># day_116_lab.py — Guided practical: Time-Series Basics</w:t>
+        <w:t># day_116_lab.py — Operations and measurement: Pca And Dimensionality Reduction — Operations and Measurement</w:t>
       </w:r>
     </w:p>
     <w:p>
@@ -1971,7 +1961,7 @@
           <w:b w:val="0"/>
           <w:sz w:val="18"/>
         </w:rPr>
-        <w:t>"""Day 116 practical starter for Time-Series Basics.</w:t>
+        <w:t>"""Day 116 practical starter for Pca And Dimensionality Reduction — Operations and Measurement.</w:t>
       </w:r>
     </w:p>
     <w:p>
@@ -2153,7 +2143,7 @@
           <w:b w:val="0"/>
           <w:sz w:val="18"/>
         </w:rPr>
-        <w:t xml:space="preserve">    print("Program topic:", 'Time-Series Basics')</w:t>
+        <w:t xml:space="preserve">    print("Program topic:", 'Pca And Dimensionality Reduction — Operations and Measurement')</w:t>
       </w:r>
     </w:p>
     <w:p>
@@ -2167,7 +2157,7 @@
           <w:b w:val="0"/>
           <w:sz w:val="18"/>
         </w:rPr>
-        <w:t xml:space="preserve">    print("Day mode:", 'Guided practical')</w:t>
+        <w:t xml:space="preserve">    print("Day mode:", 'Operations and measurement')</w:t>
       </w:r>
     </w:p>
     <w:p>
@@ -5772,7 +5762,7 @@
           <w:b w:val="0"/>
           <w:sz w:val="22"/>
         </w:rPr>
-        <w:t>Objective addressed for Time-Series Basics</w:t>
+        <w:t>Objective addressed for Pca And Dimensionality Reduction — Operations and Measurement</w:t>
       </w:r>
     </w:p>
     <w:p>
@@ -5784,7 +5774,7 @@
           <w:b w:val="0"/>
           <w:sz w:val="22"/>
         </w:rPr>
-        <w:t>Guided practical practical completed</w:t>
+        <w:t>Operations and measurement practical completed</w:t>
       </w:r>
     </w:p>
     <w:p>
@@ -5876,7 +5866,7 @@
           <w:b w:val="0"/>
           <w:sz w:val="22"/>
         </w:rPr>
-        <w:t>Matches: Screenshots/photos of the major steps, configuration or worksheet, and a concise result description.</w:t>
+        <w:t>Matches: Baseline evidence, completed practical artifact, independent verification, safety/restoration record, and short professional report.</w:t>
       </w:r>
     </w:p>
     <w:p>
@@ -5908,7 +5898,7 @@
           <w:b w:val="0"/>
           <w:sz w:val="22"/>
         </w:rPr>
-        <w:t>Explain Time-Series Basics without reading.</w:t>
+        <w:t>Explain Pca And Dimensionality Reduction — Operations and Measurement without reading.</w:t>
       </w:r>
     </w:p>
     <w:p>
@@ -6000,7 +5990,7 @@
           <w:b w:val="0"/>
           <w:sz w:val="22"/>
         </w:rPr>
-        <w:t>Today is Day 116 (Guided practical) on Time-Series Basics. I worked only in the authorized Beyond data analysis lab. I completed the practical objective, verified with a second check, and packaged evidence. Main risk: unauthorized or unsafe action; control: checklist + supervisor escalation. Limitation: classroom/lab scope only. Next: continue the topic cycle and keep documentation reproducible.</w:t>
+        <w:t>Today is Day 116 (Operations and measurement) on Pca And Dimensionality Reduction — Operations and Measurement. I worked only in the authorized Beyond data analysis lab. I completed the practical objective, verified with a second check, and packaged evidence. Main risk: unauthorized or unsafe action; control: checklist + supervisor escalation. Limitation: classroom/lab scope only. Next: continue the topic cycle and keep documentation reproducible.</w:t>
       </w:r>
     </w:p>
     <w:p>
